--- a/zht/docx/214.content.docx
+++ b/zht/docx/214.content.docx
@@ -337,138 +337,102 @@
           <w:lang w:val="zh_TW" w:bidi="zh_TW"/>
         </w:rPr>
       </w:r>
-      <w:hyperlink r:id="rId13">
-        <w:r>
-          <w:rPr>
-            <w:lang w:val="zh_TW" w:bidi="zh_TW"/>
-          </w:rPr>
-          <w:rPr>
-            <w:color w:val="0000EE"/>
-            <w:u w:val="single"/>
-          </w:rPr>
-          <w:t>撒母耳記下1:21</w:t>
-        </w:r>
-      </w:hyperlink>
-    </w:p>
-    <w:p>
-      <w:pPr>
-        <w:pStyle w:val="ListBullet"/>
-        <w:spacing w:line="240" w:lineRule="auto"/>
-        <w:ind w:left="720"/>
-      </w:pPr>
-      <w:r>
-        <w:rPr>
-          <w:lang w:val="zh_TW" w:bidi="zh_TW"/>
-        </w:rPr>
-      </w:r>
-      <w:hyperlink r:id="rId14">
-        <w:r>
-          <w:rPr>
-            <w:lang w:val="zh_TW" w:bidi="zh_TW"/>
-          </w:rPr>
-          <w:rPr>
-            <w:color w:val="0000EE"/>
-            <w:u w:val="single"/>
-          </w:rPr>
-          <w:t>出埃及記29:2</w:t>
-        </w:r>
-      </w:hyperlink>
-    </w:p>
-    <w:p>
-      <w:pPr>
-        <w:pStyle w:val="ListBullet"/>
-        <w:spacing w:line="240" w:lineRule="auto"/>
-        <w:ind w:left="720"/>
-      </w:pPr>
-      <w:r>
-        <w:rPr>
-          <w:lang w:val="zh_TW" w:bidi="zh_TW"/>
-        </w:rPr>
-      </w:r>
-      <w:hyperlink r:id="rId15">
-        <w:r>
-          <w:rPr>
-            <w:lang w:val="zh_TW" w:bidi="zh_TW"/>
-          </w:rPr>
-          <w:rPr>
-            <w:color w:val="0000EE"/>
-            <w:u w:val="single"/>
-          </w:rPr>
-          <w:t>利未記5:11</w:t>
-        </w:r>
-      </w:hyperlink>
-    </w:p>
-    <w:p>
-      <w:pPr>
-        <w:pStyle w:val="ListBullet"/>
-        <w:spacing w:line="240" w:lineRule="auto"/>
-        <w:ind w:left="720"/>
-      </w:pPr>
-      <w:r>
-        <w:rPr>
-          <w:lang w:val="zh_TW" w:bidi="zh_TW"/>
-        </w:rPr>
-      </w:r>
-      <w:hyperlink r:id="rId16">
-        <w:r>
-          <w:rPr>
-            <w:lang w:val="zh_TW" w:bidi="zh_TW"/>
-          </w:rPr>
-          <w:rPr>
-            <w:color w:val="0000EE"/>
-            <w:u w:val="single"/>
-          </w:rPr>
-          <w:t>利未記8:1–3</w:t>
-        </w:r>
-      </w:hyperlink>
-    </w:p>
-    <w:p>
-      <w:pPr>
-        <w:pStyle w:val="ListBullet"/>
-        <w:spacing w:line="240" w:lineRule="auto"/>
-        <w:ind w:left="720"/>
-      </w:pPr>
-      <w:r>
-        <w:rPr>
-          <w:lang w:val="zh_TW" w:bidi="zh_TW"/>
-        </w:rPr>
-      </w:r>
-      <w:hyperlink r:id="rId17">
-        <w:r>
-          <w:rPr>
-            <w:lang w:val="zh_TW" w:bidi="zh_TW"/>
-          </w:rPr>
-          <w:rPr>
-            <w:color w:val="0000EE"/>
-            <w:u w:val="single"/>
-          </w:rPr>
-          <w:t>馬可福音6:12–13</w:t>
-        </w:r>
-      </w:hyperlink>
-    </w:p>
-    <w:p>
-      <w:pPr>
-        <w:pStyle w:val="ListBullet"/>
-        <w:spacing w:line="240" w:lineRule="auto"/>
-        <w:ind w:left="720"/>
-      </w:pPr>
-      <w:r>
-        <w:rPr>
-          <w:lang w:val="zh_TW" w:bidi="zh_TW"/>
-        </w:rPr>
-      </w:r>
-      <w:hyperlink r:id="rId18">
-        <w:r>
-          <w:rPr>
-            <w:lang w:val="zh_TW" w:bidi="zh_TW"/>
-          </w:rPr>
-          <w:rPr>
-            <w:color w:val="0000EE"/>
-            <w:u w:val="single"/>
-          </w:rPr>
-          <w:t>馬太福音25:7–9</w:t>
-        </w:r>
-      </w:hyperlink>
+      <w:r>
+        <w:rPr>
+          <w:lang w:val="zh_TW" w:bidi="zh_TW"/>
+        </w:rPr>
+        <w:t>撒母耳記下1:21</w:t>
+      </w:r>
+    </w:p>
+    <w:p>
+      <w:pPr>
+        <w:pStyle w:val="ListBullet"/>
+        <w:spacing w:line="240" w:lineRule="auto"/>
+        <w:ind w:left="720"/>
+      </w:pPr>
+      <w:r>
+        <w:rPr>
+          <w:lang w:val="zh_TW" w:bidi="zh_TW"/>
+        </w:rPr>
+      </w:r>
+      <w:r>
+        <w:rPr>
+          <w:lang w:val="zh_TW" w:bidi="zh_TW"/>
+        </w:rPr>
+        <w:t>出埃及記29:2</w:t>
+      </w:r>
+    </w:p>
+    <w:p>
+      <w:pPr>
+        <w:pStyle w:val="ListBullet"/>
+        <w:spacing w:line="240" w:lineRule="auto"/>
+        <w:ind w:left="720"/>
+      </w:pPr>
+      <w:r>
+        <w:rPr>
+          <w:lang w:val="zh_TW" w:bidi="zh_TW"/>
+        </w:rPr>
+      </w:r>
+      <w:r>
+        <w:rPr>
+          <w:lang w:val="zh_TW" w:bidi="zh_TW"/>
+        </w:rPr>
+        <w:t>利未記5:11</w:t>
+      </w:r>
+    </w:p>
+    <w:p>
+      <w:pPr>
+        <w:pStyle w:val="ListBullet"/>
+        <w:spacing w:line="240" w:lineRule="auto"/>
+        <w:ind w:left="720"/>
+      </w:pPr>
+      <w:r>
+        <w:rPr>
+          <w:lang w:val="zh_TW" w:bidi="zh_TW"/>
+        </w:rPr>
+      </w:r>
+      <w:r>
+        <w:rPr>
+          <w:lang w:val="zh_TW" w:bidi="zh_TW"/>
+        </w:rPr>
+        <w:t>利未記8:1–3</w:t>
+      </w:r>
+    </w:p>
+    <w:p>
+      <w:pPr>
+        <w:pStyle w:val="ListBullet"/>
+        <w:spacing w:line="240" w:lineRule="auto"/>
+        <w:ind w:left="720"/>
+      </w:pPr>
+      <w:r>
+        <w:rPr>
+          <w:lang w:val="zh_TW" w:bidi="zh_TW"/>
+        </w:rPr>
+      </w:r>
+      <w:r>
+        <w:rPr>
+          <w:lang w:val="zh_TW" w:bidi="zh_TW"/>
+        </w:rPr>
+        <w:t>馬可福音6:12–13</w:t>
+      </w:r>
+    </w:p>
+    <w:p>
+      <w:pPr>
+        <w:pStyle w:val="ListBullet"/>
+        <w:spacing w:line="240" w:lineRule="auto"/>
+        <w:ind w:left="720"/>
+      </w:pPr>
+      <w:r>
+        <w:rPr>
+          <w:lang w:val="zh_TW" w:bidi="zh_TW"/>
+        </w:rPr>
+      </w:r>
+      <w:r>
+        <w:rPr>
+          <w:lang w:val="zh_TW" w:bidi="zh_TW"/>
+        </w:rPr>
+        <w:t>馬太福音25:7–9</w:t>
+      </w:r>
     </w:p>
     <w:p>
       <w:pPr>
@@ -794,138 +758,102 @@
           <w:lang w:val="zh_TW" w:bidi="zh_TW"/>
         </w:rPr>
       </w:r>
-      <w:hyperlink r:id="rId19">
-        <w:r>
-          <w:rPr>
-            <w:lang w:val="zh_TW" w:bidi="zh_TW"/>
-          </w:rPr>
-          <w:rPr>
-            <w:color w:val="0000EE"/>
-            <w:u w:val="single"/>
-          </w:rPr>
-          <w:t>歷代志上2:1–2</w:t>
-        </w:r>
-      </w:hyperlink>
-    </w:p>
-    <w:p>
-      <w:pPr>
-        <w:pStyle w:val="ListBullet"/>
-        <w:spacing w:line="240" w:lineRule="auto"/>
-        <w:ind w:left="720"/>
-      </w:pPr>
-      <w:r>
-        <w:rPr>
-          <w:lang w:val="zh_TW" w:bidi="zh_TW"/>
-        </w:rPr>
-      </w:r>
-      <w:hyperlink r:id="rId20">
-        <w:r>
-          <w:rPr>
-            <w:lang w:val="zh_TW" w:bidi="zh_TW"/>
-          </w:rPr>
-          <w:rPr>
-            <w:color w:val="0000EE"/>
-            <w:u w:val="single"/>
-          </w:rPr>
-          <w:t>列王紀上1:9</w:t>
-        </w:r>
-      </w:hyperlink>
-    </w:p>
-    <w:p>
-      <w:pPr>
-        <w:pStyle w:val="ListBullet"/>
-        <w:spacing w:line="240" w:lineRule="auto"/>
-        <w:ind w:left="720"/>
-      </w:pPr>
-      <w:r>
-        <w:rPr>
-          <w:lang w:val="zh_TW" w:bidi="zh_TW"/>
-        </w:rPr>
-      </w:r>
-      <w:hyperlink r:id="rId21">
-        <w:r>
-          <w:rPr>
-            <w:lang w:val="zh_TW" w:bidi="zh_TW"/>
-          </w:rPr>
-          <w:rPr>
-            <w:color w:val="0000EE"/>
-            <w:u w:val="single"/>
-          </w:rPr>
-          <w:t>創世記29:35</w:t>
-        </w:r>
-      </w:hyperlink>
-    </w:p>
-    <w:p>
-      <w:pPr>
-        <w:pStyle w:val="ListBullet"/>
-        <w:spacing w:line="240" w:lineRule="auto"/>
-        <w:ind w:left="720"/>
-      </w:pPr>
-      <w:r>
-        <w:rPr>
-          <w:lang w:val="zh_TW" w:bidi="zh_TW"/>
-        </w:rPr>
-      </w:r>
-      <w:hyperlink r:id="rId22">
-        <w:r>
-          <w:rPr>
-            <w:lang w:val="zh_TW" w:bidi="zh_TW"/>
-          </w:rPr>
-          <w:rPr>
-            <w:color w:val="0000EE"/>
-            <w:u w:val="single"/>
-          </w:rPr>
-          <w:t>創世記38:2</w:t>
-        </w:r>
-      </w:hyperlink>
-    </w:p>
-    <w:p>
-      <w:pPr>
-        <w:pStyle w:val="ListBullet"/>
-        <w:spacing w:line="240" w:lineRule="auto"/>
-        <w:ind w:left="720"/>
-      </w:pPr>
-      <w:r>
-        <w:rPr>
-          <w:lang w:val="zh_TW" w:bidi="zh_TW"/>
-        </w:rPr>
-      </w:r>
-      <w:hyperlink r:id="rId23">
-        <w:r>
-          <w:rPr>
-            <w:lang w:val="zh_TW" w:bidi="zh_TW"/>
-          </w:rPr>
-          <w:rPr>
-            <w:color w:val="0000EE"/>
-            <w:u w:val="single"/>
-          </w:rPr>
-          <w:t>路加福音3:33</w:t>
-        </w:r>
-      </w:hyperlink>
-    </w:p>
-    <w:p>
-      <w:pPr>
-        <w:pStyle w:val="ListBullet"/>
-        <w:spacing w:line="240" w:lineRule="auto"/>
-        <w:ind w:left="720"/>
-      </w:pPr>
-      <w:r>
-        <w:rPr>
-          <w:lang w:val="zh_TW" w:bidi="zh_TW"/>
-        </w:rPr>
-      </w:r>
-      <w:hyperlink r:id="rId24">
-        <w:r>
-          <w:rPr>
-            <w:lang w:val="zh_TW" w:bidi="zh_TW"/>
-          </w:rPr>
-          <w:rPr>
-            <w:color w:val="0000EE"/>
-            <w:u w:val="single"/>
-          </w:rPr>
-          <w:t>路得記1:2</w:t>
-        </w:r>
-      </w:hyperlink>
+      <w:r>
+        <w:rPr>
+          <w:lang w:val="zh_TW" w:bidi="zh_TW"/>
+        </w:rPr>
+        <w:t>歷代志上2:1–2</w:t>
+      </w:r>
+    </w:p>
+    <w:p>
+      <w:pPr>
+        <w:pStyle w:val="ListBullet"/>
+        <w:spacing w:line="240" w:lineRule="auto"/>
+        <w:ind w:left="720"/>
+      </w:pPr>
+      <w:r>
+        <w:rPr>
+          <w:lang w:val="zh_TW" w:bidi="zh_TW"/>
+        </w:rPr>
+      </w:r>
+      <w:r>
+        <w:rPr>
+          <w:lang w:val="zh_TW" w:bidi="zh_TW"/>
+        </w:rPr>
+        <w:t>列王紀上1:9</w:t>
+      </w:r>
+    </w:p>
+    <w:p>
+      <w:pPr>
+        <w:pStyle w:val="ListBullet"/>
+        <w:spacing w:line="240" w:lineRule="auto"/>
+        <w:ind w:left="720"/>
+      </w:pPr>
+      <w:r>
+        <w:rPr>
+          <w:lang w:val="zh_TW" w:bidi="zh_TW"/>
+        </w:rPr>
+      </w:r>
+      <w:r>
+        <w:rPr>
+          <w:lang w:val="zh_TW" w:bidi="zh_TW"/>
+        </w:rPr>
+        <w:t>創世記29:35</w:t>
+      </w:r>
+    </w:p>
+    <w:p>
+      <w:pPr>
+        <w:pStyle w:val="ListBullet"/>
+        <w:spacing w:line="240" w:lineRule="auto"/>
+        <w:ind w:left="720"/>
+      </w:pPr>
+      <w:r>
+        <w:rPr>
+          <w:lang w:val="zh_TW" w:bidi="zh_TW"/>
+        </w:rPr>
+      </w:r>
+      <w:r>
+        <w:rPr>
+          <w:lang w:val="zh_TW" w:bidi="zh_TW"/>
+        </w:rPr>
+        <w:t>創世記38:2</w:t>
+      </w:r>
+    </w:p>
+    <w:p>
+      <w:pPr>
+        <w:pStyle w:val="ListBullet"/>
+        <w:spacing w:line="240" w:lineRule="auto"/>
+        <w:ind w:left="720"/>
+      </w:pPr>
+      <w:r>
+        <w:rPr>
+          <w:lang w:val="zh_TW" w:bidi="zh_TW"/>
+        </w:rPr>
+      </w:r>
+      <w:r>
+        <w:rPr>
+          <w:lang w:val="zh_TW" w:bidi="zh_TW"/>
+        </w:rPr>
+        <w:t>路加福音3:33</w:t>
+      </w:r>
+    </w:p>
+    <w:p>
+      <w:pPr>
+        <w:pStyle w:val="ListBullet"/>
+        <w:spacing w:line="240" w:lineRule="auto"/>
+        <w:ind w:left="720"/>
+      </w:pPr>
+      <w:r>
+        <w:rPr>
+          <w:lang w:val="zh_TW" w:bidi="zh_TW"/>
+        </w:rPr>
+      </w:r>
+      <w:r>
+        <w:rPr>
+          <w:lang w:val="zh_TW" w:bidi="zh_TW"/>
+        </w:rPr>
+        <w:t>路得記1:2</w:t>
+      </w:r>
     </w:p>
     <w:p>
       <w:pPr>
@@ -1147,114 +1075,84 @@
           <w:lang w:val="zh_TW" w:bidi="zh_TW"/>
         </w:rPr>
       </w:r>
-      <w:hyperlink r:id="rId25">
-        <w:r>
-          <w:rPr>
-            <w:lang w:val="zh_TW" w:bidi="zh_TW"/>
-          </w:rPr>
-          <w:rPr>
-            <w:color w:val="0000EE"/>
-            <w:u w:val="single"/>
-          </w:rPr>
-          <w:t>撒母耳記上30:26–28</w:t>
-        </w:r>
-      </w:hyperlink>
-    </w:p>
-    <w:p>
-      <w:pPr>
-        <w:pStyle w:val="ListBullet"/>
-        <w:spacing w:line="240" w:lineRule="auto"/>
-        <w:ind w:left="720"/>
-      </w:pPr>
-      <w:r>
-        <w:rPr>
-          <w:lang w:val="zh_TW" w:bidi="zh_TW"/>
-        </w:rPr>
-      </w:r>
-      <w:hyperlink r:id="rId26">
-        <w:r>
-          <w:rPr>
-            <w:lang w:val="zh_TW" w:bidi="zh_TW"/>
-          </w:rPr>
-          <w:rPr>
-            <w:color w:val="0000EE"/>
-            <w:u w:val="single"/>
-          </w:rPr>
-          <w:t>撒母耳記下12:8</w:t>
-        </w:r>
-      </w:hyperlink>
-    </w:p>
-    <w:p>
-      <w:pPr>
-        <w:pStyle w:val="ListBullet"/>
-        <w:spacing w:line="240" w:lineRule="auto"/>
-        <w:ind w:left="720"/>
-      </w:pPr>
-      <w:r>
-        <w:rPr>
-          <w:lang w:val="zh_TW" w:bidi="zh_TW"/>
-        </w:rPr>
-      </w:r>
-      <w:hyperlink r:id="rId27">
-        <w:r>
-          <w:rPr>
-            <w:lang w:val="zh_TW" w:bidi="zh_TW"/>
-          </w:rPr>
-          <w:rPr>
-            <w:color w:val="0000EE"/>
-            <w:u w:val="single"/>
-          </w:rPr>
-          <w:t>何西阿書5:14</w:t>
-        </w:r>
-      </w:hyperlink>
-    </w:p>
-    <w:p>
-      <w:pPr>
-        <w:pStyle w:val="ListBullet"/>
-        <w:spacing w:line="240" w:lineRule="auto"/>
-        <w:ind w:left="720"/>
-      </w:pPr>
-      <w:r>
-        <w:rPr>
-          <w:lang w:val="zh_TW" w:bidi="zh_TW"/>
-        </w:rPr>
-      </w:r>
-      <w:hyperlink r:id="rId28">
-        <w:r>
-          <w:rPr>
-            <w:lang w:val="zh_TW" w:bidi="zh_TW"/>
-          </w:rPr>
-          <w:rPr>
-            <w:color w:val="0000EE"/>
-            <w:u w:val="single"/>
-          </w:rPr>
-          <w:t>耶利米書7:33</w:t>
-        </w:r>
-      </w:hyperlink>
-    </w:p>
-    <w:p>
-      <w:pPr>
-        <w:pStyle w:val="ListBullet"/>
-        <w:spacing w:line="240" w:lineRule="auto"/>
-        <w:ind w:left="720"/>
-      </w:pPr>
-      <w:r>
-        <w:rPr>
-          <w:lang w:val="zh_TW" w:bidi="zh_TW"/>
-        </w:rPr>
-      </w:r>
-      <w:hyperlink r:id="rId29">
-        <w:r>
-          <w:rPr>
-            <w:lang w:val="zh_TW" w:bidi="zh_TW"/>
-          </w:rPr>
-          <w:rPr>
-            <w:color w:val="0000EE"/>
-            <w:u w:val="single"/>
-          </w:rPr>
-          <w:t>士師記1:16–17</w:t>
-        </w:r>
-      </w:hyperlink>
+      <w:r>
+        <w:rPr>
+          <w:lang w:val="zh_TW" w:bidi="zh_TW"/>
+        </w:rPr>
+        <w:t>撒母耳記上30:26–28</w:t>
+      </w:r>
+    </w:p>
+    <w:p>
+      <w:pPr>
+        <w:pStyle w:val="ListBullet"/>
+        <w:spacing w:line="240" w:lineRule="auto"/>
+        <w:ind w:left="720"/>
+      </w:pPr>
+      <w:r>
+        <w:rPr>
+          <w:lang w:val="zh_TW" w:bidi="zh_TW"/>
+        </w:rPr>
+      </w:r>
+      <w:r>
+        <w:rPr>
+          <w:lang w:val="zh_TW" w:bidi="zh_TW"/>
+        </w:rPr>
+        <w:t>撒母耳記下12:8</w:t>
+      </w:r>
+    </w:p>
+    <w:p>
+      <w:pPr>
+        <w:pStyle w:val="ListBullet"/>
+        <w:spacing w:line="240" w:lineRule="auto"/>
+        <w:ind w:left="720"/>
+      </w:pPr>
+      <w:r>
+        <w:rPr>
+          <w:lang w:val="zh_TW" w:bidi="zh_TW"/>
+        </w:rPr>
+      </w:r>
+      <w:r>
+        <w:rPr>
+          <w:lang w:val="zh_TW" w:bidi="zh_TW"/>
+        </w:rPr>
+        <w:t>何西阿書5:14</w:t>
+      </w:r>
+    </w:p>
+    <w:p>
+      <w:pPr>
+        <w:pStyle w:val="ListBullet"/>
+        <w:spacing w:line="240" w:lineRule="auto"/>
+        <w:ind w:left="720"/>
+      </w:pPr>
+      <w:r>
+        <w:rPr>
+          <w:lang w:val="zh_TW" w:bidi="zh_TW"/>
+        </w:rPr>
+      </w:r>
+      <w:r>
+        <w:rPr>
+          <w:lang w:val="zh_TW" w:bidi="zh_TW"/>
+        </w:rPr>
+        <w:t>耶利米書7:33</w:t>
+      </w:r>
+    </w:p>
+    <w:p>
+      <w:pPr>
+        <w:pStyle w:val="ListBullet"/>
+        <w:spacing w:line="240" w:lineRule="auto"/>
+        <w:ind w:left="720"/>
+      </w:pPr>
+      <w:r>
+        <w:rPr>
+          <w:lang w:val="zh_TW" w:bidi="zh_TW"/>
+        </w:rPr>
+      </w:r>
+      <w:r>
+        <w:rPr>
+          <w:lang w:val="zh_TW" w:bidi="zh_TW"/>
+        </w:rPr>
+        <w:t>士師記1:16–17</w:t>
+      </w:r>
     </w:p>
     <w:p>
       <w:pPr>
@@ -1805,330 +1703,246 @@
           <w:lang w:val="zh_TW" w:bidi="zh_TW"/>
         </w:rPr>
       </w:r>
-      <w:hyperlink r:id="rId30">
-        <w:r>
-          <w:rPr>
-            <w:lang w:val="zh_TW" w:bidi="zh_TW"/>
-          </w:rPr>
-          <w:rPr>
-            <w:color w:val="0000EE"/>
-            <w:u w:val="single"/>
-          </w:rPr>
-          <w:t>帖撒羅尼迦前書2:14</w:t>
-        </w:r>
-      </w:hyperlink>
-    </w:p>
-    <w:p>
-      <w:pPr>
-        <w:pStyle w:val="ListBullet"/>
-        <w:spacing w:line="240" w:lineRule="auto"/>
-        <w:ind w:left="720"/>
-      </w:pPr>
-      <w:r>
-        <w:rPr>
-          <w:lang w:val="zh_TW" w:bidi="zh_TW"/>
-        </w:rPr>
-      </w:r>
-      <w:hyperlink r:id="rId31">
-        <w:r>
-          <w:rPr>
-            <w:lang w:val="zh_TW" w:bidi="zh_TW"/>
-          </w:rPr>
-          <w:rPr>
-            <w:color w:val="0000EE"/>
-            <w:u w:val="single"/>
-          </w:rPr>
-          <w:t>使徒行傳2:9</w:t>
-        </w:r>
-      </w:hyperlink>
-    </w:p>
-    <w:p>
-      <w:pPr>
-        <w:pStyle w:val="ListBullet"/>
-        <w:spacing w:line="240" w:lineRule="auto"/>
-        <w:ind w:left="720"/>
-      </w:pPr>
-      <w:r>
-        <w:rPr>
-          <w:lang w:val="zh_TW" w:bidi="zh_TW"/>
-        </w:rPr>
-      </w:r>
-      <w:hyperlink r:id="rId32">
-        <w:r>
-          <w:rPr>
-            <w:lang w:val="zh_TW" w:bidi="zh_TW"/>
-          </w:rPr>
-          <w:rPr>
-            <w:color w:val="0000EE"/>
-            <w:u w:val="single"/>
-          </w:rPr>
-          <w:t>使徒行傳9:32</w:t>
-        </w:r>
-      </w:hyperlink>
-    </w:p>
-    <w:p>
-      <w:pPr>
-        <w:pStyle w:val="ListBullet"/>
-        <w:spacing w:line="240" w:lineRule="auto"/>
-        <w:ind w:left="720"/>
-      </w:pPr>
-      <w:r>
-        <w:rPr>
-          <w:lang w:val="zh_TW" w:bidi="zh_TW"/>
-        </w:rPr>
-      </w:r>
-      <w:hyperlink r:id="rId33">
-        <w:r>
-          <w:rPr>
-            <w:lang w:val="zh_TW" w:bidi="zh_TW"/>
-          </w:rPr>
-          <w:rPr>
-            <w:color w:val="0000EE"/>
-            <w:u w:val="single"/>
-          </w:rPr>
-          <w:t>使徒行傳12:19</w:t>
-        </w:r>
-      </w:hyperlink>
-    </w:p>
-    <w:p>
-      <w:pPr>
-        <w:pStyle w:val="ListBullet"/>
-        <w:spacing w:line="240" w:lineRule="auto"/>
-        <w:ind w:left="720"/>
-      </w:pPr>
-      <w:r>
-        <w:rPr>
-          <w:lang w:val="zh_TW" w:bidi="zh_TW"/>
-        </w:rPr>
-      </w:r>
-      <w:hyperlink r:id="rId34">
-        <w:r>
-          <w:rPr>
-            <w:lang w:val="zh_TW" w:bidi="zh_TW"/>
-          </w:rPr>
-          <w:rPr>
-            <w:color w:val="0000EE"/>
-            <w:u w:val="single"/>
-          </w:rPr>
-          <w:t>約翰福音3:22–24</w:t>
-        </w:r>
-      </w:hyperlink>
-    </w:p>
-    <w:p>
-      <w:pPr>
-        <w:pStyle w:val="ListBullet"/>
-        <w:spacing w:line="240" w:lineRule="auto"/>
-        <w:ind w:left="720"/>
-      </w:pPr>
-      <w:r>
-        <w:rPr>
-          <w:lang w:val="zh_TW" w:bidi="zh_TW"/>
-        </w:rPr>
-      </w:r>
-      <w:hyperlink r:id="rId35">
-        <w:r>
-          <w:rPr>
-            <w:lang w:val="zh_TW" w:bidi="zh_TW"/>
-          </w:rPr>
-          <w:rPr>
-            <w:color w:val="0000EE"/>
-            <w:u w:val="single"/>
-          </w:rPr>
-          <w:t>路加福音1:5</w:t>
-        </w:r>
-      </w:hyperlink>
-    </w:p>
-    <w:p>
-      <w:pPr>
-        <w:pStyle w:val="ListBullet"/>
-        <w:spacing w:line="240" w:lineRule="auto"/>
-        <w:ind w:left="720"/>
-      </w:pPr>
-      <w:r>
-        <w:rPr>
-          <w:lang w:val="zh_TW" w:bidi="zh_TW"/>
-        </w:rPr>
-      </w:r>
-      <w:hyperlink r:id="rId36">
-        <w:r>
-          <w:rPr>
-            <w:lang w:val="zh_TW" w:bidi="zh_TW"/>
-          </w:rPr>
-          <w:rPr>
-            <w:color w:val="0000EE"/>
-            <w:u w:val="single"/>
-          </w:rPr>
-          <w:t>路加福音4:44</w:t>
-        </w:r>
-      </w:hyperlink>
-    </w:p>
-    <w:p>
-      <w:pPr>
-        <w:pStyle w:val="ListBullet"/>
-        <w:spacing w:line="240" w:lineRule="auto"/>
-        <w:ind w:left="720"/>
-      </w:pPr>
-      <w:r>
-        <w:rPr>
-          <w:lang w:val="zh_TW" w:bidi="zh_TW"/>
-        </w:rPr>
-      </w:r>
-      <w:hyperlink r:id="rId37">
-        <w:r>
-          <w:rPr>
-            <w:lang w:val="zh_TW" w:bidi="zh_TW"/>
-          </w:rPr>
-          <w:rPr>
-            <w:color w:val="0000EE"/>
-            <w:u w:val="single"/>
-          </w:rPr>
-          <w:t>路加福音5:17</w:t>
-        </w:r>
-      </w:hyperlink>
-    </w:p>
-    <w:p>
-      <w:pPr>
-        <w:pStyle w:val="ListBullet"/>
-        <w:spacing w:line="240" w:lineRule="auto"/>
-        <w:ind w:left="720"/>
-      </w:pPr>
-      <w:r>
-        <w:rPr>
-          <w:lang w:val="zh_TW" w:bidi="zh_TW"/>
-        </w:rPr>
-      </w:r>
-      <w:hyperlink r:id="rId38">
-        <w:r>
-          <w:rPr>
-            <w:lang w:val="zh_TW" w:bidi="zh_TW"/>
-          </w:rPr>
-          <w:rPr>
-            <w:color w:val="0000EE"/>
-            <w:u w:val="single"/>
-          </w:rPr>
-          <w:t>馬可福音10:1–4</w:t>
-        </w:r>
-      </w:hyperlink>
-    </w:p>
-    <w:p>
-      <w:pPr>
-        <w:pStyle w:val="ListBullet"/>
-        <w:spacing w:line="240" w:lineRule="auto"/>
-        <w:ind w:left="720"/>
-      </w:pPr>
-      <w:r>
-        <w:rPr>
-          <w:lang w:val="zh_TW" w:bidi="zh_TW"/>
-        </w:rPr>
-      </w:r>
-      <w:hyperlink r:id="rId39">
-        <w:r>
-          <w:rPr>
-            <w:lang w:val="zh_TW" w:bidi="zh_TW"/>
-          </w:rPr>
-          <w:rPr>
-            <w:color w:val="0000EE"/>
-            <w:u w:val="single"/>
-          </w:rPr>
-          <w:t>馬太福音2:1</w:t>
-        </w:r>
-      </w:hyperlink>
-    </w:p>
-    <w:p>
-      <w:pPr>
-        <w:pStyle w:val="ListBullet"/>
-        <w:spacing w:line="240" w:lineRule="auto"/>
-        <w:ind w:left="720"/>
-      </w:pPr>
-      <w:r>
-        <w:rPr>
-          <w:lang w:val="zh_TW" w:bidi="zh_TW"/>
-        </w:rPr>
-      </w:r>
-      <w:hyperlink r:id="rId40">
-        <w:r>
-          <w:rPr>
-            <w:lang w:val="zh_TW" w:bidi="zh_TW"/>
-          </w:rPr>
-          <w:rPr>
-            <w:color w:val="0000EE"/>
-            <w:u w:val="single"/>
-          </w:rPr>
-          <w:t>馬太福音2:5</w:t>
-        </w:r>
-      </w:hyperlink>
-    </w:p>
-    <w:p>
-      <w:pPr>
-        <w:pStyle w:val="ListBullet"/>
-        <w:spacing w:line="240" w:lineRule="auto"/>
-        <w:ind w:left="720"/>
-      </w:pPr>
-      <w:r>
-        <w:rPr>
-          <w:lang w:val="zh_TW" w:bidi="zh_TW"/>
-        </w:rPr>
-      </w:r>
-      <w:hyperlink r:id="rId41">
-        <w:r>
-          <w:rPr>
-            <w:lang w:val="zh_TW" w:bidi="zh_TW"/>
-          </w:rPr>
-          <w:rPr>
-            <w:color w:val="0000EE"/>
-            <w:u w:val="single"/>
-          </w:rPr>
-          <w:t>馬太福音2:22–23</w:t>
-        </w:r>
-      </w:hyperlink>
-    </w:p>
-    <w:p>
-      <w:pPr>
-        <w:pStyle w:val="ListBullet"/>
-        <w:spacing w:line="240" w:lineRule="auto"/>
-        <w:ind w:left="720"/>
-      </w:pPr>
-      <w:r>
-        <w:rPr>
-          <w:lang w:val="zh_TW" w:bidi="zh_TW"/>
-        </w:rPr>
-      </w:r>
-      <w:hyperlink r:id="rId42">
-        <w:r>
-          <w:rPr>
-            <w:lang w:val="zh_TW" w:bidi="zh_TW"/>
-          </w:rPr>
-          <w:rPr>
-            <w:color w:val="0000EE"/>
-            <w:u w:val="single"/>
-          </w:rPr>
-          <w:t>馬太福音3:1–3</w:t>
-        </w:r>
-      </w:hyperlink>
-    </w:p>
-    <w:p>
-      <w:pPr>
-        <w:pStyle w:val="ListBullet"/>
-        <w:spacing w:line="240" w:lineRule="auto"/>
-        <w:ind w:left="720"/>
-      </w:pPr>
-      <w:r>
-        <w:rPr>
-          <w:lang w:val="zh_TW" w:bidi="zh_TW"/>
-        </w:rPr>
-      </w:r>
-      <w:hyperlink r:id="rId43">
-        <w:r>
-          <w:rPr>
-            <w:lang w:val="zh_TW" w:bidi="zh_TW"/>
-          </w:rPr>
-          <w:rPr>
-            <w:color w:val="0000EE"/>
-            <w:u w:val="single"/>
-          </w:rPr>
-          <w:t>馬太福音19:1</w:t>
-        </w:r>
-      </w:hyperlink>
+      <w:r>
+        <w:rPr>
+          <w:lang w:val="zh_TW" w:bidi="zh_TW"/>
+        </w:rPr>
+        <w:t>帖撒羅尼迦前書2:14</w:t>
+      </w:r>
+    </w:p>
+    <w:p>
+      <w:pPr>
+        <w:pStyle w:val="ListBullet"/>
+        <w:spacing w:line="240" w:lineRule="auto"/>
+        <w:ind w:left="720"/>
+      </w:pPr>
+      <w:r>
+        <w:rPr>
+          <w:lang w:val="zh_TW" w:bidi="zh_TW"/>
+        </w:rPr>
+      </w:r>
+      <w:r>
+        <w:rPr>
+          <w:lang w:val="zh_TW" w:bidi="zh_TW"/>
+        </w:rPr>
+        <w:t>使徒行傳2:9</w:t>
+      </w:r>
+    </w:p>
+    <w:p>
+      <w:pPr>
+        <w:pStyle w:val="ListBullet"/>
+        <w:spacing w:line="240" w:lineRule="auto"/>
+        <w:ind w:left="720"/>
+      </w:pPr>
+      <w:r>
+        <w:rPr>
+          <w:lang w:val="zh_TW" w:bidi="zh_TW"/>
+        </w:rPr>
+      </w:r>
+      <w:r>
+        <w:rPr>
+          <w:lang w:val="zh_TW" w:bidi="zh_TW"/>
+        </w:rPr>
+        <w:t>使徒行傳9:32</w:t>
+      </w:r>
+    </w:p>
+    <w:p>
+      <w:pPr>
+        <w:pStyle w:val="ListBullet"/>
+        <w:spacing w:line="240" w:lineRule="auto"/>
+        <w:ind w:left="720"/>
+      </w:pPr>
+      <w:r>
+        <w:rPr>
+          <w:lang w:val="zh_TW" w:bidi="zh_TW"/>
+        </w:rPr>
+      </w:r>
+      <w:r>
+        <w:rPr>
+          <w:lang w:val="zh_TW" w:bidi="zh_TW"/>
+        </w:rPr>
+        <w:t>使徒行傳12:19</w:t>
+      </w:r>
+    </w:p>
+    <w:p>
+      <w:pPr>
+        <w:pStyle w:val="ListBullet"/>
+        <w:spacing w:line="240" w:lineRule="auto"/>
+        <w:ind w:left="720"/>
+      </w:pPr>
+      <w:r>
+        <w:rPr>
+          <w:lang w:val="zh_TW" w:bidi="zh_TW"/>
+        </w:rPr>
+      </w:r>
+      <w:r>
+        <w:rPr>
+          <w:lang w:val="zh_TW" w:bidi="zh_TW"/>
+        </w:rPr>
+        <w:t>約翰福音3:22–24</w:t>
+      </w:r>
+    </w:p>
+    <w:p>
+      <w:pPr>
+        <w:pStyle w:val="ListBullet"/>
+        <w:spacing w:line="240" w:lineRule="auto"/>
+        <w:ind w:left="720"/>
+      </w:pPr>
+      <w:r>
+        <w:rPr>
+          <w:lang w:val="zh_TW" w:bidi="zh_TW"/>
+        </w:rPr>
+      </w:r>
+      <w:r>
+        <w:rPr>
+          <w:lang w:val="zh_TW" w:bidi="zh_TW"/>
+        </w:rPr>
+        <w:t>路加福音1:5</w:t>
+      </w:r>
+    </w:p>
+    <w:p>
+      <w:pPr>
+        <w:pStyle w:val="ListBullet"/>
+        <w:spacing w:line="240" w:lineRule="auto"/>
+        <w:ind w:left="720"/>
+      </w:pPr>
+      <w:r>
+        <w:rPr>
+          <w:lang w:val="zh_TW" w:bidi="zh_TW"/>
+        </w:rPr>
+      </w:r>
+      <w:r>
+        <w:rPr>
+          <w:lang w:val="zh_TW" w:bidi="zh_TW"/>
+        </w:rPr>
+        <w:t>路加福音4:44</w:t>
+      </w:r>
+    </w:p>
+    <w:p>
+      <w:pPr>
+        <w:pStyle w:val="ListBullet"/>
+        <w:spacing w:line="240" w:lineRule="auto"/>
+        <w:ind w:left="720"/>
+      </w:pPr>
+      <w:r>
+        <w:rPr>
+          <w:lang w:val="zh_TW" w:bidi="zh_TW"/>
+        </w:rPr>
+      </w:r>
+      <w:r>
+        <w:rPr>
+          <w:lang w:val="zh_TW" w:bidi="zh_TW"/>
+        </w:rPr>
+        <w:t>路加福音5:17</w:t>
+      </w:r>
+    </w:p>
+    <w:p>
+      <w:pPr>
+        <w:pStyle w:val="ListBullet"/>
+        <w:spacing w:line="240" w:lineRule="auto"/>
+        <w:ind w:left="720"/>
+      </w:pPr>
+      <w:r>
+        <w:rPr>
+          <w:lang w:val="zh_TW" w:bidi="zh_TW"/>
+        </w:rPr>
+      </w:r>
+      <w:r>
+        <w:rPr>
+          <w:lang w:val="zh_TW" w:bidi="zh_TW"/>
+        </w:rPr>
+        <w:t>馬可福音10:1–4</w:t>
+      </w:r>
+    </w:p>
+    <w:p>
+      <w:pPr>
+        <w:pStyle w:val="ListBullet"/>
+        <w:spacing w:line="240" w:lineRule="auto"/>
+        <w:ind w:left="720"/>
+      </w:pPr>
+      <w:r>
+        <w:rPr>
+          <w:lang w:val="zh_TW" w:bidi="zh_TW"/>
+        </w:rPr>
+      </w:r>
+      <w:r>
+        <w:rPr>
+          <w:lang w:val="zh_TW" w:bidi="zh_TW"/>
+        </w:rPr>
+        <w:t>馬太福音2:1</w:t>
+      </w:r>
+    </w:p>
+    <w:p>
+      <w:pPr>
+        <w:pStyle w:val="ListBullet"/>
+        <w:spacing w:line="240" w:lineRule="auto"/>
+        <w:ind w:left="720"/>
+      </w:pPr>
+      <w:r>
+        <w:rPr>
+          <w:lang w:val="zh_TW" w:bidi="zh_TW"/>
+        </w:rPr>
+      </w:r>
+      <w:r>
+        <w:rPr>
+          <w:lang w:val="zh_TW" w:bidi="zh_TW"/>
+        </w:rPr>
+        <w:t>馬太福音2:5</w:t>
+      </w:r>
+    </w:p>
+    <w:p>
+      <w:pPr>
+        <w:pStyle w:val="ListBullet"/>
+        <w:spacing w:line="240" w:lineRule="auto"/>
+        <w:ind w:left="720"/>
+      </w:pPr>
+      <w:r>
+        <w:rPr>
+          <w:lang w:val="zh_TW" w:bidi="zh_TW"/>
+        </w:rPr>
+      </w:r>
+      <w:r>
+        <w:rPr>
+          <w:lang w:val="zh_TW" w:bidi="zh_TW"/>
+        </w:rPr>
+        <w:t>馬太福音2:22–23</w:t>
+      </w:r>
+    </w:p>
+    <w:p>
+      <w:pPr>
+        <w:pStyle w:val="ListBullet"/>
+        <w:spacing w:line="240" w:lineRule="auto"/>
+        <w:ind w:left="720"/>
+      </w:pPr>
+      <w:r>
+        <w:rPr>
+          <w:lang w:val="zh_TW" w:bidi="zh_TW"/>
+        </w:rPr>
+      </w:r>
+      <w:r>
+        <w:rPr>
+          <w:lang w:val="zh_TW" w:bidi="zh_TW"/>
+        </w:rPr>
+        <w:t>馬太福音3:1–3</w:t>
+      </w:r>
+    </w:p>
+    <w:p>
+      <w:pPr>
+        <w:pStyle w:val="ListBullet"/>
+        <w:spacing w:line="240" w:lineRule="auto"/>
+        <w:ind w:left="720"/>
+      </w:pPr>
+      <w:r>
+        <w:rPr>
+          <w:lang w:val="zh_TW" w:bidi="zh_TW"/>
+        </w:rPr>
+      </w:r>
+      <w:r>
+        <w:rPr>
+          <w:lang w:val="zh_TW" w:bidi="zh_TW"/>
+        </w:rPr>
+        <w:t>馬太福音19:1</w:t>
+      </w:r>
     </w:p>
     <w:p>
       <w:pPr>
@@ -2350,18 +2164,12 @@
           <w:lang w:val="zh_TW" w:bidi="zh_TW"/>
         </w:rPr>
       </w:r>
-      <w:hyperlink r:id="rId44">
-        <w:r>
-          <w:rPr>
-            <w:lang w:val="zh_TW" w:bidi="zh_TW"/>
-          </w:rPr>
-          <w:rPr>
-            <w:color w:val="0000EE"/>
-            <w:u w:val="single"/>
-          </w:rPr>
-          <w:t>加拉太書1:13–14</w:t>
-        </w:r>
-      </w:hyperlink>
+      <w:r>
+        <w:rPr>
+          <w:lang w:val="zh_TW" w:bidi="zh_TW"/>
+        </w:rPr>
+        <w:t>加拉太書1:13–14</w:t>
+      </w:r>
     </w:p>
     <w:p>
       <w:pPr>
@@ -2679,114 +2487,84 @@
           <w:lang w:val="zh_TW" w:bidi="zh_TW"/>
         </w:rPr>
       </w:r>
-      <w:hyperlink r:id="rId45">
-        <w:r>
-          <w:rPr>
-            <w:lang w:val="zh_TW" w:bidi="zh_TW"/>
-          </w:rPr>
-          <w:rPr>
-            <w:color w:val="0000EE"/>
-            <w:u w:val="single"/>
-          </w:rPr>
-          <w:t>出埃及記16:22–23</w:t>
-        </w:r>
-      </w:hyperlink>
-    </w:p>
-    <w:p>
-      <w:pPr>
-        <w:pStyle w:val="ListBullet"/>
-        <w:spacing w:line="240" w:lineRule="auto"/>
-        <w:ind w:left="720"/>
-      </w:pPr>
-      <w:r>
-        <w:rPr>
-          <w:lang w:val="zh_TW" w:bidi="zh_TW"/>
-        </w:rPr>
-      </w:r>
-      <w:hyperlink r:id="rId46">
-        <w:r>
-          <w:rPr>
-            <w:lang w:val="zh_TW" w:bidi="zh_TW"/>
-          </w:rPr>
-          <w:rPr>
-            <w:color w:val="0000EE"/>
-            <w:u w:val="single"/>
-          </w:rPr>
-          <w:t>約翰福音2:19</w:t>
-        </w:r>
-      </w:hyperlink>
-    </w:p>
-    <w:p>
-      <w:pPr>
-        <w:pStyle w:val="ListBullet"/>
-        <w:spacing w:line="240" w:lineRule="auto"/>
-        <w:ind w:left="720"/>
-      </w:pPr>
-      <w:r>
-        <w:rPr>
-          <w:lang w:val="zh_TW" w:bidi="zh_TW"/>
-        </w:rPr>
-      </w:r>
-      <w:hyperlink r:id="rId47">
-        <w:r>
-          <w:rPr>
-            <w:lang w:val="zh_TW" w:bidi="zh_TW"/>
-          </w:rPr>
-          <w:rPr>
-            <w:color w:val="0000EE"/>
-            <w:u w:val="single"/>
-          </w:rPr>
-          <w:t>約翰福音5:10–11</w:t>
-        </w:r>
-      </w:hyperlink>
-    </w:p>
-    <w:p>
-      <w:pPr>
-        <w:pStyle w:val="ListBullet"/>
-        <w:spacing w:line="240" w:lineRule="auto"/>
-        <w:ind w:left="720"/>
-      </w:pPr>
-      <w:r>
-        <w:rPr>
-          <w:lang w:val="zh_TW" w:bidi="zh_TW"/>
-        </w:rPr>
-      </w:r>
-      <w:hyperlink r:id="rId48">
-        <w:r>
-          <w:rPr>
-            <w:lang w:val="zh_TW" w:bidi="zh_TW"/>
-          </w:rPr>
-          <w:rPr>
-            <w:color w:val="0000EE"/>
-            <w:u w:val="single"/>
-          </w:rPr>
-          <w:t>約翰福音5:16</w:t>
-        </w:r>
-      </w:hyperlink>
-    </w:p>
-    <w:p>
-      <w:pPr>
-        <w:pStyle w:val="ListBullet"/>
-        <w:spacing w:line="240" w:lineRule="auto"/>
-        <w:ind w:left="720"/>
-      </w:pPr>
-      <w:r>
-        <w:rPr>
-          <w:lang w:val="zh_TW" w:bidi="zh_TW"/>
-        </w:rPr>
-      </w:r>
-      <w:hyperlink r:id="rId49">
-        <w:r>
-          <w:rPr>
-            <w:lang w:val="zh_TW" w:bidi="zh_TW"/>
-          </w:rPr>
-          <w:rPr>
-            <w:color w:val="0000EE"/>
-            <w:u w:val="single"/>
-          </w:rPr>
-          <w:t>路加福音19:47–48</w:t>
-        </w:r>
-      </w:hyperlink>
+      <w:r>
+        <w:rPr>
+          <w:lang w:val="zh_TW" w:bidi="zh_TW"/>
+        </w:rPr>
+        <w:t>出埃及記16:22–23</w:t>
+      </w:r>
+    </w:p>
+    <w:p>
+      <w:pPr>
+        <w:pStyle w:val="ListBullet"/>
+        <w:spacing w:line="240" w:lineRule="auto"/>
+        <w:ind w:left="720"/>
+      </w:pPr>
+      <w:r>
+        <w:rPr>
+          <w:lang w:val="zh_TW" w:bidi="zh_TW"/>
+        </w:rPr>
+      </w:r>
+      <w:r>
+        <w:rPr>
+          <w:lang w:val="zh_TW" w:bidi="zh_TW"/>
+        </w:rPr>
+        <w:t>約翰福音2:19</w:t>
+      </w:r>
+    </w:p>
+    <w:p>
+      <w:pPr>
+        <w:pStyle w:val="ListBullet"/>
+        <w:spacing w:line="240" w:lineRule="auto"/>
+        <w:ind w:left="720"/>
+      </w:pPr>
+      <w:r>
+        <w:rPr>
+          <w:lang w:val="zh_TW" w:bidi="zh_TW"/>
+        </w:rPr>
+      </w:r>
+      <w:r>
+        <w:rPr>
+          <w:lang w:val="zh_TW" w:bidi="zh_TW"/>
+        </w:rPr>
+        <w:t>約翰福音5:10–11</w:t>
+      </w:r>
+    </w:p>
+    <w:p>
+      <w:pPr>
+        <w:pStyle w:val="ListBullet"/>
+        <w:spacing w:line="240" w:lineRule="auto"/>
+        <w:ind w:left="720"/>
+      </w:pPr>
+      <w:r>
+        <w:rPr>
+          <w:lang w:val="zh_TW" w:bidi="zh_TW"/>
+        </w:rPr>
+      </w:r>
+      <w:r>
+        <w:rPr>
+          <w:lang w:val="zh_TW" w:bidi="zh_TW"/>
+        </w:rPr>
+        <w:t>約翰福音5:16</w:t>
+      </w:r>
+    </w:p>
+    <w:p>
+      <w:pPr>
+        <w:pStyle w:val="ListBullet"/>
+        <w:spacing w:line="240" w:lineRule="auto"/>
+        <w:ind w:left="720"/>
+      </w:pPr>
+      <w:r>
+        <w:rPr>
+          <w:lang w:val="zh_TW" w:bidi="zh_TW"/>
+        </w:rPr>
+      </w:r>
+      <w:r>
+        <w:rPr>
+          <w:lang w:val="zh_TW" w:bidi="zh_TW"/>
+        </w:rPr>
+        <w:t>路加福音19:47–48</w:t>
+      </w:r>
     </w:p>
     <w:p>
       <w:pPr>
@@ -3410,138 +3188,102 @@
           <w:lang w:val="zh_TW" w:bidi="zh_TW"/>
         </w:rPr>
       </w:r>
-      <w:hyperlink r:id="rId50">
-        <w:r>
-          <w:rPr>
-            <w:lang w:val="zh_TW" w:bidi="zh_TW"/>
-          </w:rPr>
-          <w:rPr>
-            <w:color w:val="0000EE"/>
-            <w:u w:val="single"/>
-          </w:rPr>
-          <w:t>使徒行傳2:5</w:t>
-        </w:r>
-      </w:hyperlink>
-    </w:p>
-    <w:p>
-      <w:pPr>
-        <w:pStyle w:val="ListBullet"/>
-        <w:spacing w:line="240" w:lineRule="auto"/>
-        <w:ind w:left="720"/>
-      </w:pPr>
-      <w:r>
-        <w:rPr>
-          <w:lang w:val="zh_TW" w:bidi="zh_TW"/>
-        </w:rPr>
-      </w:r>
-      <w:hyperlink r:id="rId51">
-        <w:r>
-          <w:rPr>
-            <w:lang w:val="zh_TW" w:bidi="zh_TW"/>
-          </w:rPr>
-          <w:rPr>
-            <w:color w:val="0000EE"/>
-            <w:u w:val="single"/>
-          </w:rPr>
-          <w:t>使徒行傳10:28</w:t>
-        </w:r>
-      </w:hyperlink>
-    </w:p>
-    <w:p>
-      <w:pPr>
-        <w:pStyle w:val="ListBullet"/>
-        <w:spacing w:line="240" w:lineRule="auto"/>
-        <w:ind w:left="720"/>
-      </w:pPr>
-      <w:r>
-        <w:rPr>
-          <w:lang w:val="zh_TW" w:bidi="zh_TW"/>
-        </w:rPr>
-      </w:r>
-      <w:hyperlink r:id="rId52">
-        <w:r>
-          <w:rPr>
-            <w:lang w:val="zh_TW" w:bidi="zh_TW"/>
-          </w:rPr>
-          <w:rPr>
-            <w:color w:val="0000EE"/>
-            <w:u w:val="single"/>
-          </w:rPr>
-          <w:t>使徒行傳14:5–7</w:t>
-        </w:r>
-      </w:hyperlink>
-    </w:p>
-    <w:p>
-      <w:pPr>
-        <w:pStyle w:val="ListBullet"/>
-        <w:spacing w:line="240" w:lineRule="auto"/>
-        <w:ind w:left="720"/>
-      </w:pPr>
-      <w:r>
-        <w:rPr>
-          <w:lang w:val="zh_TW" w:bidi="zh_TW"/>
-        </w:rPr>
-      </w:r>
-      <w:hyperlink r:id="rId53">
-        <w:r>
-          <w:rPr>
-            <w:lang w:val="zh_TW" w:bidi="zh_TW"/>
-          </w:rPr>
-          <w:rPr>
-            <w:color w:val="0000EE"/>
-            <w:u w:val="single"/>
-          </w:rPr>
-          <w:t>歌羅西書3:11</w:t>
-        </w:r>
-      </w:hyperlink>
-    </w:p>
-    <w:p>
-      <w:pPr>
-        <w:pStyle w:val="ListBullet"/>
-        <w:spacing w:line="240" w:lineRule="auto"/>
-        <w:ind w:left="720"/>
-      </w:pPr>
-      <w:r>
-        <w:rPr>
-          <w:lang w:val="zh_TW" w:bidi="zh_TW"/>
-        </w:rPr>
-      </w:r>
-      <w:hyperlink r:id="rId54">
-        <w:r>
-          <w:rPr>
-            <w:lang w:val="zh_TW" w:bidi="zh_TW"/>
-          </w:rPr>
-          <w:rPr>
-            <w:color w:val="0000EE"/>
-            <w:u w:val="single"/>
-          </w:rPr>
-          <w:t>約翰福音2:14</w:t>
-        </w:r>
-      </w:hyperlink>
-    </w:p>
-    <w:p>
-      <w:pPr>
-        <w:pStyle w:val="ListBullet"/>
-        <w:spacing w:line="240" w:lineRule="auto"/>
-        <w:ind w:left="720"/>
-      </w:pPr>
-      <w:r>
-        <w:rPr>
-          <w:lang w:val="zh_TW" w:bidi="zh_TW"/>
-        </w:rPr>
-      </w:r>
-      <w:hyperlink r:id="rId55">
-        <w:r>
-          <w:rPr>
-            <w:lang w:val="zh_TW" w:bidi="zh_TW"/>
-          </w:rPr>
-          <w:rPr>
-            <w:color w:val="0000EE"/>
-            <w:u w:val="single"/>
-          </w:rPr>
-          <w:t>馬太福音28:15</w:t>
-        </w:r>
-      </w:hyperlink>
+      <w:r>
+        <w:rPr>
+          <w:lang w:val="zh_TW" w:bidi="zh_TW"/>
+        </w:rPr>
+        <w:t>使徒行傳2:5</w:t>
+      </w:r>
+    </w:p>
+    <w:p>
+      <w:pPr>
+        <w:pStyle w:val="ListBullet"/>
+        <w:spacing w:line="240" w:lineRule="auto"/>
+        <w:ind w:left="720"/>
+      </w:pPr>
+      <w:r>
+        <w:rPr>
+          <w:lang w:val="zh_TW" w:bidi="zh_TW"/>
+        </w:rPr>
+      </w:r>
+      <w:r>
+        <w:rPr>
+          <w:lang w:val="zh_TW" w:bidi="zh_TW"/>
+        </w:rPr>
+        <w:t>使徒行傳10:28</w:t>
+      </w:r>
+    </w:p>
+    <w:p>
+      <w:pPr>
+        <w:pStyle w:val="ListBullet"/>
+        <w:spacing w:line="240" w:lineRule="auto"/>
+        <w:ind w:left="720"/>
+      </w:pPr>
+      <w:r>
+        <w:rPr>
+          <w:lang w:val="zh_TW" w:bidi="zh_TW"/>
+        </w:rPr>
+      </w:r>
+      <w:r>
+        <w:rPr>
+          <w:lang w:val="zh_TW" w:bidi="zh_TW"/>
+        </w:rPr>
+        <w:t>使徒行傳14:5–7</w:t>
+      </w:r>
+    </w:p>
+    <w:p>
+      <w:pPr>
+        <w:pStyle w:val="ListBullet"/>
+        <w:spacing w:line="240" w:lineRule="auto"/>
+        <w:ind w:left="720"/>
+      </w:pPr>
+      <w:r>
+        <w:rPr>
+          <w:lang w:val="zh_TW" w:bidi="zh_TW"/>
+        </w:rPr>
+      </w:r>
+      <w:r>
+        <w:rPr>
+          <w:lang w:val="zh_TW" w:bidi="zh_TW"/>
+        </w:rPr>
+        <w:t>歌羅西書3:11</w:t>
+      </w:r>
+    </w:p>
+    <w:p>
+      <w:pPr>
+        <w:pStyle w:val="ListBullet"/>
+        <w:spacing w:line="240" w:lineRule="auto"/>
+        <w:ind w:left="720"/>
+      </w:pPr>
+      <w:r>
+        <w:rPr>
+          <w:lang w:val="zh_TW" w:bidi="zh_TW"/>
+        </w:rPr>
+      </w:r>
+      <w:r>
+        <w:rPr>
+          <w:lang w:val="zh_TW" w:bidi="zh_TW"/>
+        </w:rPr>
+        <w:t>約翰福音2:14</w:t>
+      </w:r>
+    </w:p>
+    <w:p>
+      <w:pPr>
+        <w:pStyle w:val="ListBullet"/>
+        <w:spacing w:line="240" w:lineRule="auto"/>
+        <w:ind w:left="720"/>
+      </w:pPr>
+      <w:r>
+        <w:rPr>
+          <w:lang w:val="zh_TW" w:bidi="zh_TW"/>
+        </w:rPr>
+      </w:r>
+      <w:r>
+        <w:rPr>
+          <w:lang w:val="zh_TW" w:bidi="zh_TW"/>
+        </w:rPr>
+        <w:t>馬太福音28:15</w:t>
+      </w:r>
     </w:p>
     <w:p>
       <w:pPr>
@@ -4146,114 +3888,84 @@
           <w:lang w:val="zh_TW" w:bidi="zh_TW"/>
         </w:rPr>
       </w:r>
-      <w:hyperlink r:id="rId56">
-        <w:r>
-          <w:rPr>
-            <w:lang w:val="zh_TW" w:bidi="zh_TW"/>
-          </w:rPr>
-          <w:rPr>
-            <w:color w:val="0000EE"/>
-            <w:u w:val="single"/>
-          </w:rPr>
-          <w:t>路加福音23:3</w:t>
-        </w:r>
-      </w:hyperlink>
-    </w:p>
-    <w:p>
-      <w:pPr>
-        <w:pStyle w:val="ListBullet"/>
-        <w:spacing w:line="240" w:lineRule="auto"/>
-        <w:ind w:left="720"/>
-      </w:pPr>
-      <w:r>
-        <w:rPr>
-          <w:lang w:val="zh_TW" w:bidi="zh_TW"/>
-        </w:rPr>
-      </w:r>
-      <w:hyperlink r:id="rId57">
-        <w:r>
-          <w:rPr>
-            <w:lang w:val="zh_TW" w:bidi="zh_TW"/>
-          </w:rPr>
-          <w:rPr>
-            <w:color w:val="0000EE"/>
-            <w:u w:val="single"/>
-          </w:rPr>
-          <w:t>路加福音23:38</w:t>
-        </w:r>
-      </w:hyperlink>
-    </w:p>
-    <w:p>
-      <w:pPr>
-        <w:pStyle w:val="ListBullet"/>
-        <w:spacing w:line="240" w:lineRule="auto"/>
-        <w:ind w:left="720"/>
-      </w:pPr>
-      <w:r>
-        <w:rPr>
-          <w:lang w:val="zh_TW" w:bidi="zh_TW"/>
-        </w:rPr>
-      </w:r>
-      <w:hyperlink r:id="rId58">
-        <w:r>
-          <w:rPr>
-            <w:lang w:val="zh_TW" w:bidi="zh_TW"/>
-          </w:rPr>
-          <w:rPr>
-            <w:color w:val="0000EE"/>
-            <w:u w:val="single"/>
-          </w:rPr>
-          <w:t>馬太福音2:2</w:t>
-        </w:r>
-      </w:hyperlink>
-    </w:p>
-    <w:p>
-      <w:pPr>
-        <w:pStyle w:val="ListBullet"/>
-        <w:spacing w:line="240" w:lineRule="auto"/>
-        <w:ind w:left="720"/>
-      </w:pPr>
-      <w:r>
-        <w:rPr>
-          <w:lang w:val="zh_TW" w:bidi="zh_TW"/>
-        </w:rPr>
-      </w:r>
-      <w:hyperlink r:id="rId59">
-        <w:r>
-          <w:rPr>
-            <w:lang w:val="zh_TW" w:bidi="zh_TW"/>
-          </w:rPr>
-          <w:rPr>
-            <w:color w:val="0000EE"/>
-            <w:u w:val="single"/>
-          </w:rPr>
-          <w:t>馬太福音27:11</w:t>
-        </w:r>
-      </w:hyperlink>
-    </w:p>
-    <w:p>
-      <w:pPr>
-        <w:pStyle w:val="ListBullet"/>
-        <w:spacing w:line="240" w:lineRule="auto"/>
-        <w:ind w:left="720"/>
-      </w:pPr>
-      <w:r>
-        <w:rPr>
-          <w:lang w:val="zh_TW" w:bidi="zh_TW"/>
-        </w:rPr>
-      </w:r>
-      <w:hyperlink r:id="rId60">
-        <w:r>
-          <w:rPr>
-            <w:lang w:val="zh_TW" w:bidi="zh_TW"/>
-          </w:rPr>
-          <w:rPr>
-            <w:color w:val="0000EE"/>
-            <w:u w:val="single"/>
-          </w:rPr>
-          <w:t>馬太福音27:35–37</w:t>
-        </w:r>
-      </w:hyperlink>
+      <w:r>
+        <w:rPr>
+          <w:lang w:val="zh_TW" w:bidi="zh_TW"/>
+        </w:rPr>
+        <w:t>路加福音23:3</w:t>
+      </w:r>
+    </w:p>
+    <w:p>
+      <w:pPr>
+        <w:pStyle w:val="ListBullet"/>
+        <w:spacing w:line="240" w:lineRule="auto"/>
+        <w:ind w:left="720"/>
+      </w:pPr>
+      <w:r>
+        <w:rPr>
+          <w:lang w:val="zh_TW" w:bidi="zh_TW"/>
+        </w:rPr>
+      </w:r>
+      <w:r>
+        <w:rPr>
+          <w:lang w:val="zh_TW" w:bidi="zh_TW"/>
+        </w:rPr>
+        <w:t>路加福音23:38</w:t>
+      </w:r>
+    </w:p>
+    <w:p>
+      <w:pPr>
+        <w:pStyle w:val="ListBullet"/>
+        <w:spacing w:line="240" w:lineRule="auto"/>
+        <w:ind w:left="720"/>
+      </w:pPr>
+      <w:r>
+        <w:rPr>
+          <w:lang w:val="zh_TW" w:bidi="zh_TW"/>
+        </w:rPr>
+      </w:r>
+      <w:r>
+        <w:rPr>
+          <w:lang w:val="zh_TW" w:bidi="zh_TW"/>
+        </w:rPr>
+        <w:t>馬太福音2:2</w:t>
+      </w:r>
+    </w:p>
+    <w:p>
+      <w:pPr>
+        <w:pStyle w:val="ListBullet"/>
+        <w:spacing w:line="240" w:lineRule="auto"/>
+        <w:ind w:left="720"/>
+      </w:pPr>
+      <w:r>
+        <w:rPr>
+          <w:lang w:val="zh_TW" w:bidi="zh_TW"/>
+        </w:rPr>
+      </w:r>
+      <w:r>
+        <w:rPr>
+          <w:lang w:val="zh_TW" w:bidi="zh_TW"/>
+        </w:rPr>
+        <w:t>馬太福音27:11</w:t>
+      </w:r>
+    </w:p>
+    <w:p>
+      <w:pPr>
+        <w:pStyle w:val="ListBullet"/>
+        <w:spacing w:line="240" w:lineRule="auto"/>
+        <w:ind w:left="720"/>
+      </w:pPr>
+      <w:r>
+        <w:rPr>
+          <w:lang w:val="zh_TW" w:bidi="zh_TW"/>
+        </w:rPr>
+      </w:r>
+      <w:r>
+        <w:rPr>
+          <w:lang w:val="zh_TW" w:bidi="zh_TW"/>
+        </w:rPr>
+        <w:t>馬太福音27:35–37</w:t>
+      </w:r>
     </w:p>
     <w:p>
       <w:pPr>
@@ -4632,114 +4344,84 @@
           <w:lang w:val="zh_TW" w:bidi="zh_TW"/>
         </w:rPr>
       </w:r>
-      <w:hyperlink r:id="rId61">
-        <w:r>
-          <w:rPr>
-            <w:lang w:val="zh_TW" w:bidi="zh_TW"/>
-          </w:rPr>
-          <w:rPr>
-            <w:color w:val="0000EE"/>
-            <w:u w:val="single"/>
-          </w:rPr>
-          <w:t>歷代志上5:7–9</w:t>
-        </w:r>
-      </w:hyperlink>
-    </w:p>
-    <w:p>
-      <w:pPr>
-        <w:pStyle w:val="ListBullet"/>
-        <w:spacing w:line="240" w:lineRule="auto"/>
-        <w:ind w:left="720"/>
-      </w:pPr>
-      <w:r>
-        <w:rPr>
-          <w:lang w:val="zh_TW" w:bidi="zh_TW"/>
-        </w:rPr>
-      </w:r>
-      <w:hyperlink r:id="rId62">
-        <w:r>
-          <w:rPr>
-            <w:lang w:val="zh_TW" w:bidi="zh_TW"/>
-          </w:rPr>
-          <w:rPr>
-            <w:color w:val="0000EE"/>
-            <w:u w:val="single"/>
-          </w:rPr>
-          <w:t>歷代志下9:25–26</w:t>
-        </w:r>
-      </w:hyperlink>
-    </w:p>
-    <w:p>
-      <w:pPr>
-        <w:pStyle w:val="ListBullet"/>
-        <w:spacing w:line="240" w:lineRule="auto"/>
-        <w:ind w:left="720"/>
-      </w:pPr>
-      <w:r>
-        <w:rPr>
-          <w:lang w:val="zh_TW" w:bidi="zh_TW"/>
-        </w:rPr>
-      </w:r>
-      <w:hyperlink r:id="rId63">
-        <w:r>
-          <w:rPr>
-            <w:lang w:val="zh_TW" w:bidi="zh_TW"/>
-          </w:rPr>
-          <w:rPr>
-            <w:color w:val="0000EE"/>
-            <w:u w:val="single"/>
-          </w:rPr>
-          <w:t>出埃及記23:30–33</w:t>
-        </w:r>
-      </w:hyperlink>
-    </w:p>
-    <w:p>
-      <w:pPr>
-        <w:pStyle w:val="ListBullet"/>
-        <w:spacing w:line="240" w:lineRule="auto"/>
-        <w:ind w:left="720"/>
-      </w:pPr>
-      <w:r>
-        <w:rPr>
-          <w:lang w:val="zh_TW" w:bidi="zh_TW"/>
-        </w:rPr>
-      </w:r>
-      <w:hyperlink r:id="rId64">
-        <w:r>
-          <w:rPr>
-            <w:lang w:val="zh_TW" w:bidi="zh_TW"/>
-          </w:rPr>
-          <w:rPr>
-            <w:color w:val="0000EE"/>
-            <w:u w:val="single"/>
-          </w:rPr>
-          <w:t>創世記2:13–14</w:t>
-        </w:r>
-      </w:hyperlink>
-    </w:p>
-    <w:p>
-      <w:pPr>
-        <w:pStyle w:val="ListBullet"/>
-        <w:spacing w:line="240" w:lineRule="auto"/>
-        <w:ind w:left="720"/>
-      </w:pPr>
-      <w:r>
-        <w:rPr>
-          <w:lang w:val="zh_TW" w:bidi="zh_TW"/>
-        </w:rPr>
-      </w:r>
-      <w:hyperlink r:id="rId65">
-        <w:r>
-          <w:rPr>
-            <w:lang w:val="zh_TW" w:bidi="zh_TW"/>
-          </w:rPr>
-          <w:rPr>
-            <w:color w:val="0000EE"/>
-            <w:u w:val="single"/>
-          </w:rPr>
-          <w:t>以賽亞書7:20</w:t>
-        </w:r>
-      </w:hyperlink>
+      <w:r>
+        <w:rPr>
+          <w:lang w:val="zh_TW" w:bidi="zh_TW"/>
+        </w:rPr>
+        <w:t>歷代志上5:7–9</w:t>
+      </w:r>
+    </w:p>
+    <w:p>
+      <w:pPr>
+        <w:pStyle w:val="ListBullet"/>
+        <w:spacing w:line="240" w:lineRule="auto"/>
+        <w:ind w:left="720"/>
+      </w:pPr>
+      <w:r>
+        <w:rPr>
+          <w:lang w:val="zh_TW" w:bidi="zh_TW"/>
+        </w:rPr>
+      </w:r>
+      <w:r>
+        <w:rPr>
+          <w:lang w:val="zh_TW" w:bidi="zh_TW"/>
+        </w:rPr>
+        <w:t>歷代志下9:25–26</w:t>
+      </w:r>
+    </w:p>
+    <w:p>
+      <w:pPr>
+        <w:pStyle w:val="ListBullet"/>
+        <w:spacing w:line="240" w:lineRule="auto"/>
+        <w:ind w:left="720"/>
+      </w:pPr>
+      <w:r>
+        <w:rPr>
+          <w:lang w:val="zh_TW" w:bidi="zh_TW"/>
+        </w:rPr>
+      </w:r>
+      <w:r>
+        <w:rPr>
+          <w:lang w:val="zh_TW" w:bidi="zh_TW"/>
+        </w:rPr>
+        <w:t>出埃及記23:30–33</w:t>
+      </w:r>
+    </w:p>
+    <w:p>
+      <w:pPr>
+        <w:pStyle w:val="ListBullet"/>
+        <w:spacing w:line="240" w:lineRule="auto"/>
+        <w:ind w:left="720"/>
+      </w:pPr>
+      <w:r>
+        <w:rPr>
+          <w:lang w:val="zh_TW" w:bidi="zh_TW"/>
+        </w:rPr>
+      </w:r>
+      <w:r>
+        <w:rPr>
+          <w:lang w:val="zh_TW" w:bidi="zh_TW"/>
+        </w:rPr>
+        <w:t>創世記2:13–14</w:t>
+      </w:r>
+    </w:p>
+    <w:p>
+      <w:pPr>
+        <w:pStyle w:val="ListBullet"/>
+        <w:spacing w:line="240" w:lineRule="auto"/>
+        <w:ind w:left="720"/>
+      </w:pPr>
+      <w:r>
+        <w:rPr>
+          <w:lang w:val="zh_TW" w:bidi="zh_TW"/>
+        </w:rPr>
+      </w:r>
+      <w:r>
+        <w:rPr>
+          <w:lang w:val="zh_TW" w:bidi="zh_TW"/>
+        </w:rPr>
+        <w:t>以賽亞書7:20</w:t>
+      </w:r>
     </w:p>
     <w:p>
       <w:pPr>
